--- a/policies/build/masters_hco/HCO.PSQ.3_v2_master.docx
+++ b/policies/build/masters_hco/HCO.PSQ.3_v2_master.docx
@@ -773,7 +773,7 @@
           <w:sz w:val="22"/>
           <w:szCs w:val="22"/>
         </w:rPr>
-        <w:t xml:space="preserve">Boundaries: do not copy SHCO equivalent-chapter wording. Do not overwrite HCO AAC, COP, MOM, PRE or IPC policies. Spell out abbreviations on first use in training materials. OE counts/levels/asterisks stay with the official portal Standards PDF. Method notes come from the Guidebook Interpretation paragraphs (scanned PDF md5 2c4489ee98de4ae9b49cba168ea9f42a).</w:t>
+        <w:t xml:space="preserve">Boundaries: do not overwrite HCO AAC, COP, MOM, PRE or IPC policies. Spell out abbreviations on first use in training materials. OE counts/levels/asterisks stay with the official portal Standards PDF. Method notes come from the Guidebook Interpretation paragraphs (scanned PDF md5 2c4489ee98de4ae9b49cba168ea9f42a).</w:t>
       </w:r>
     </w:p>
     <w:p>
@@ -827,7 +827,7 @@
           <w:sz w:val="22"/>
           <w:szCs w:val="22"/>
         </w:rPr>
-        <w:t xml:space="preserve">1. Do not skip: The organisation identifies and monitors key indicators to oversee the clinical structures, processes and o...</w:t>
+        <w:t xml:space="preserve">1. Do not skip: The organisation identifies and monitors key indicators to oversee the clinical structures, processes and...</w:t>
       </w:r>
     </w:p>
     <w:p>
@@ -839,7 +839,7 @@
           <w:sz w:val="22"/>
           <w:szCs w:val="22"/>
         </w:rPr>
-        <w:t xml:space="preserve">2. Do not skip: The organisation identifies and monitors the key indicators to oversee infection prevention and control act...</w:t>
+        <w:t xml:space="preserve">2. Do not skip: The organisation identifies and monitors the key indicators to oversee infection prevention and control...</w:t>
       </w:r>
     </w:p>
     <w:p>
@@ -941,7 +941,7 @@
         <w:spacing w:after="100" w:before="220"/>
       </w:pPr>
       <w:r>
-        <w:t xml:space="preserve">5.1 The organisation identifies and monitors key indicators to oversee th...</w:t>
+        <w:t xml:space="preserve">5.1 The organisation identifies and monitors key indicators to oversee the...</w:t>
       </w:r>
     </w:p>
     <w:p>
@@ -986,7 +986,7 @@
         <w:spacing w:after="100" w:before="220"/>
       </w:pPr>
       <w:r>
-        <w:t xml:space="preserve">5.2 The organisation identifies and monitors the key indicators to overse...</w:t>
+        <w:t xml:space="preserve">5.2 The organisation identifies and monitors the key indicators to oversee...</w:t>
       </w:r>
     </w:p>
     <w:p>
@@ -1043,7 +1043,7 @@
         <w:spacing w:after="100" w:before="220"/>
       </w:pPr>
       <w:r>
-        <w:t xml:space="preserve">5.3 The organisation identifies and monitors key indicators to oversee th...</w:t>
+        <w:t xml:space="preserve">5.3 The organisation identifies and monitors key indicators to oversee the...</w:t>
       </w:r>
     </w:p>
     <w:p>
@@ -1088,7 +1088,7 @@
         <w:spacing w:after="100" w:before="220"/>
       </w:pPr>
       <w:r>
-        <w:t xml:space="preserve">5.4 The organisation identifies and monitors key indicators to oversee pa...</w:t>
+        <w:t xml:space="preserve">5.4 The organisation identifies and monitors key indicators to oversee...</w:t>
       </w:r>
     </w:p>
     <w:p>
@@ -1190,7 +1190,7 @@
         <w:spacing w:after="100" w:before="220"/>
       </w:pPr>
       <w:r>
-        <w:t xml:space="preserve">5.6 There is a mechanism for analysis of data which results in identifyin...</w:t>
+        <w:t xml:space="preserve">5.6 There is a mechanism for analysis of data which results in identifying...</w:t>
       </w:r>
     </w:p>
     <w:p>
@@ -1326,6 +1326,20 @@
       </w:pPr>
       <w:r>
         <w:t xml:space="preserve">6. Governance and responsibility</w:t>
+      </w:r>
+    </w:p>
+    <w:p>
+      <w:pPr>
+        <w:spacing w:after="20" w:before="100"/>
+      </w:pPr>
+      <w:r>
+        <w:rPr>
+          <w:b/>
+          <w:bCs/>
+          <w:sz w:val="22"/>
+          <w:szCs w:val="22"/>
+        </w:rPr>
+        <w:t xml:space="preserve">Medical Superintendent</w:t>
       </w:r>
     </w:p>
     <w:p>
@@ -1342,7 +1356,7 @@
           <w:sz w:val="22"/>
           <w:szCs w:val="22"/>
         </w:rPr>
-        <w:t xml:space="preserve">Medical Superintendent</w:t>
+        <w:t xml:space="preserve">Accountable that PSQ.3 is resourced and followed.</w:t>
       </w:r>
     </w:p>
     <w:p>
@@ -1359,7 +1373,21 @@
           <w:sz w:val="22"/>
           <w:szCs w:val="22"/>
         </w:rPr>
-        <w:t xml:space="preserve">Accountable that PSQ.3 is resourced and followed.</w:t>
+        <w:t xml:space="preserve">Acts on sentinel events, safety-culture failures and quality-programme gaps that reach top leadership.</w:t>
+      </w:r>
+    </w:p>
+    <w:p>
+      <w:pPr>
+        <w:spacing w:after="20" w:before="100"/>
+      </w:pPr>
+      <w:r>
+        <w:rPr>
+          <w:b/>
+          <w:bCs/>
+          <w:sz w:val="22"/>
+          <w:szCs w:val="22"/>
+        </w:rPr>
+        <w:t xml:space="preserve">Quality Coordinator</w:t>
       </w:r>
     </w:p>
     <w:p>
@@ -1376,7 +1404,21 @@
           <w:sz w:val="22"/>
           <w:szCs w:val="22"/>
         </w:rPr>
-        <w:t xml:space="preserve">Acts on sentinel events, safety-culture failures and quality-programme gaps that reach top leadership.</w:t>
+        <w:t xml:space="preserve">Owns day-to-day implementation and records for this standard.</w:t>
+      </w:r>
+    </w:p>
+    <w:p>
+      <w:pPr>
+        <w:spacing w:after="20" w:before="100"/>
+      </w:pPr>
+      <w:r>
+        <w:rPr>
+          <w:b/>
+          <w:bCs/>
+          <w:sz w:val="22"/>
+          <w:szCs w:val="22"/>
+        </w:rPr>
+        <w:t xml:space="preserve">Patient Safety Officer</w:t>
       </w:r>
     </w:p>
     <w:p>
@@ -1393,6 +1435,20 @@
           <w:sz w:val="22"/>
           <w:szCs w:val="22"/>
         </w:rPr>
+        <w:t xml:space="preserve">Coordinates the patient-safety programme and incident/sentinel-event path across standards.</w:t>
+      </w:r>
+    </w:p>
+    <w:p>
+      <w:pPr>
+        <w:spacing w:after="20" w:before="100"/>
+      </w:pPr>
+      <w:r>
+        <w:rPr>
+          <w:b/>
+          <w:bCs/>
+          <w:sz w:val="22"/>
+          <w:szCs w:val="22"/>
+        </w:rPr>
         <w:t xml:space="preserve">Quality Coordinator</w:t>
       </w:r>
     </w:p>
@@ -1410,7 +1466,7 @@
           <w:sz w:val="22"/>
           <w:szCs w:val="22"/>
         </w:rPr>
-        <w:t xml:space="preserve">Owns day-to-day implementation and records for this standard.</w:t>
+        <w:t xml:space="preserve">Coordinates the quality-improvement programme, indicators, audits and projects as this standard requires.</w:t>
       </w:r>
     </w:p>
     <w:p>
@@ -1427,7 +1483,21 @@
           <w:sz w:val="22"/>
           <w:szCs w:val="22"/>
         </w:rPr>
-        <w:t xml:space="preserve">Patient Safety Officer</w:t>
+        <w:t xml:space="preserve">Audits this policy «quarterly»; holds training acknowledgements.</w:t>
+      </w:r>
+    </w:p>
+    <w:p>
+      <w:pPr>
+        <w:spacing w:after="20" w:before="100"/>
+      </w:pPr>
+      <w:r>
+        <w:rPr>
+          <w:b/>
+          <w:bCs/>
+          <w:sz w:val="22"/>
+          <w:szCs w:val="22"/>
+        </w:rPr>
+        <w:t xml:space="preserve">Nursing Superintendent</w:t>
       </w:r>
     </w:p>
     <w:p>
@@ -1444,7 +1514,28 @@
           <w:sz w:val="22"/>
           <w:szCs w:val="22"/>
         </w:rPr>
-        <w:t xml:space="preserve">Coordinates the patient-safety programme and incident/sentinel-event path across standards.</w:t>
+        <w:t xml:space="preserve">Owns nursing-care quality monitoring where this standard requires it.</w:t>
+      </w:r>
+    </w:p>
+    <w:p>
+      <w:pPr>
+        <w:pStyle w:val="Heading1"/>
+        <w:spacing w:after="120" w:before="280"/>
+      </w:pPr>
+      <w:r>
+        <w:t xml:space="preserve">7. Quality monitoring (RCA → CAPA)</w:t>
+      </w:r>
+    </w:p>
+    <w:p>
+      <w:pPr>
+        <w:spacing w:after="140"/>
+      </w:pPr>
+      <w:r>
+        <w:rPr>
+          <w:sz w:val="22"/>
+          <w:szCs w:val="22"/>
+        </w:rPr>
+        <w:t xml:space="preserve">The Quality Coordinator audits this policy «quarterly». The audit reviews:</w:t>
       </w:r>
     </w:p>
     <w:p>
@@ -1461,7 +1552,7 @@
           <w:sz w:val="22"/>
           <w:szCs w:val="22"/>
         </w:rPr>
-        <w:t xml:space="preserve">Quality Coordinator</w:t>
+        <w:t xml:space="preserve">Records for a sample of this standard's objective elements, checked against the What-we-do steps.</w:t>
       </w:r>
     </w:p>
     <w:p>
@@ -1478,7 +1569,7 @@
           <w:sz w:val="22"/>
           <w:szCs w:val="22"/>
         </w:rPr>
-        <w:t xml:space="preserve">Coordinates the quality-improvement programme, indicators, audits and projects as this standard requires.</w:t>
+        <w:t xml:space="preserve">CORE objective elements show no critical gaps in the sample.</w:t>
       </w:r>
     </w:p>
     <w:p>
@@ -1495,142 +1586,19 @@
           <w:sz w:val="22"/>
           <w:szCs w:val="22"/>
         </w:rPr>
-        <w:t xml:space="preserve">Audits this policy «quarterly»; holds training acknowledgements.</w:t>
-      </w:r>
-    </w:p>
-    <w:p>
-      <w:pPr>
-        <w:pStyle w:val="ListParagraph"/>
-        <w:numPr>
-          <w:ilvl w:val="0"/>
-          <w:numId w:val="1"/>
-        </w:numPr>
-        <w:spacing w:after="60"/>
-      </w:pPr>
-      <w:r>
-        <w:rPr>
-          <w:sz w:val="22"/>
-          <w:szCs w:val="22"/>
-        </w:rPr>
-        <w:t xml:space="preserve">Nursing Superintendent</w:t>
-      </w:r>
-    </w:p>
-    <w:p>
-      <w:pPr>
-        <w:pStyle w:val="ListParagraph"/>
-        <w:numPr>
-          <w:ilvl w:val="0"/>
-          <w:numId w:val="1"/>
-        </w:numPr>
-        <w:spacing w:after="60"/>
-      </w:pPr>
-      <w:r>
-        <w:rPr>
-          <w:sz w:val="22"/>
-          <w:szCs w:val="22"/>
-        </w:rPr>
-        <w:t xml:space="preserve">Owns nursing-care quality monitoring where this standard requires it.</w:t>
-      </w:r>
-    </w:p>
-    <w:p>
-      <w:pPr>
-        <w:pStyle w:val="Heading1"/>
-        <w:spacing w:after="120" w:before="280"/>
-      </w:pPr>
-      <w:r>
-        <w:t xml:space="preserve">7. Quality monitoring (RCA → CAPA)</w:t>
-      </w:r>
-    </w:p>
-    <w:p>
-      <w:pPr>
-        <w:spacing w:after="140"/>
-      </w:pPr>
-      <w:r>
-        <w:rPr>
-          <w:sz w:val="22"/>
-          <w:szCs w:val="22"/>
-        </w:rPr>
-        <w:t xml:space="preserve">The Quality Coordinator audits this policy «quarterly».</w:t>
-      </w:r>
-    </w:p>
-    <w:p>
-      <w:pPr>
-        <w:spacing w:after="140"/>
-      </w:pPr>
-      <w:r>
-        <w:rPr>
-          <w:sz w:val="22"/>
-          <w:szCs w:val="22"/>
-        </w:rPr>
-        <w:t xml:space="preserve">What is monitored each quarter:</w:t>
-      </w:r>
-    </w:p>
-    <w:p>
-      <w:pPr>
-        <w:pStyle w:val="ListParagraph"/>
-        <w:numPr>
-          <w:ilvl w:val="0"/>
-          <w:numId w:val="1"/>
-        </w:numPr>
-        <w:spacing w:after="60"/>
-      </w:pPr>
-      <w:r>
-        <w:rPr>
-          <w:sz w:val="22"/>
-          <w:szCs w:val="22"/>
-        </w:rPr>
-        <w:t xml:space="preserve">Sample of records for each OE PSQ.3.a–h.</w:t>
-      </w:r>
-    </w:p>
-    <w:p>
-      <w:pPr>
-        <w:pStyle w:val="ListParagraph"/>
-        <w:numPr>
-          <w:ilvl w:val="0"/>
-          <w:numId w:val="1"/>
-        </w:numPr>
-        <w:spacing w:after="60"/>
-      </w:pPr>
-      <w:r>
-        <w:rPr>
-          <w:sz w:val="22"/>
-          <w:szCs w:val="22"/>
-        </w:rPr>
-        <w:t xml:space="preserve">Asterisked elements (none) have document evidence as required.</w:t>
-      </w:r>
-    </w:p>
-    <w:p>
-      <w:pPr>
-        <w:pStyle w:val="ListParagraph"/>
-        <w:numPr>
-          <w:ilvl w:val="0"/>
-          <w:numId w:val="1"/>
-        </w:numPr>
-        <w:spacing w:after="60"/>
-      </w:pPr>
-      <w:r>
-        <w:rPr>
-          <w:sz w:val="22"/>
-          <w:szCs w:val="22"/>
-        </w:rPr>
-        <w:t xml:space="preserve">CORE elements (bd) show no critical gaps in the sample.</w:t>
-      </w:r>
-    </w:p>
-    <w:p>
-      <w:pPr>
-        <w:pStyle w:val="ListParagraph"/>
-        <w:numPr>
-          <w:ilvl w:val="0"/>
-          <w:numId w:val="1"/>
-        </w:numPr>
-        <w:spacing w:after="60"/>
-      </w:pPr>
-      <w:r>
-        <w:rPr>
-          <w:sz w:val="22"/>
-          <w:szCs w:val="22"/>
-        </w:rPr>
         <w:t xml:space="preserve">Stop-work events (if any) are logged with outcome.</w:t>
+      </w:r>
+    </w:p>
+    <w:p>
+      <w:pPr>
+        <w:spacing w:after="140"/>
+      </w:pPr>
+      <w:r>
+        <w:rPr>
+          <w:sz w:val="22"/>
+          <w:szCs w:val="22"/>
+        </w:rPr>
+        <w:t xml:space="preserve">Root-cause analysis is required when a gap found in this audit remains open beyond «90 days».</w:t>
       </w:r>
     </w:p>
     <w:p>
@@ -3463,7 +3431,7 @@
           <w:sz w:val="22"/>
           <w:szCs w:val="22"/>
         </w:rPr>
-        <w:t xml:space="preserve">Records showing PSQ.3.a was followed for sampled cases.</w:t>
+        <w:t xml:space="preserve">Current clinical-indicator set with numerator, denominator and multiplier defined.</w:t>
       </w:r>
     </w:p>
     <w:p>
@@ -3480,7 +3448,7 @@
           <w:sz w:val="22"/>
           <w:szCs w:val="22"/>
         </w:rPr>
-        <w:t xml:space="preserve">Written guidance / protocol referenced for this element (where required).</w:t>
+        <w:t xml:space="preserve">Record confirming any Government of India, State Government or NABH-mandated indicator is included.</w:t>
       </w:r>
     </w:p>
     <w:p>
@@ -3497,7 +3465,7 @@
           <w:sz w:val="22"/>
           <w:szCs w:val="22"/>
         </w:rPr>
-        <w:t xml:space="preserve">Audit sample notes for PSQ.3.a reviewed «quarterly».</w:t>
+        <w:t xml:space="preserve">Quality Improvement Committee presentation record at the defined interval.</w:t>
       </w:r>
     </w:p>
     <w:p>
@@ -3523,7 +3491,7 @@
           <w:sz w:val="22"/>
           <w:szCs w:val="22"/>
         </w:rPr>
-        <w:t xml:space="preserve">Records showing PSQ.3.b was followed for sampled cases.</w:t>
+        <w:t xml:space="preserve">Current infection-prevention-and-control indicator set (for example CAUTI, CLABSI, SSI, VAP as applicable) following CDC NHSN definitions.</w:t>
       </w:r>
     </w:p>
     <w:p>
@@ -3540,7 +3508,7 @@
           <w:sz w:val="22"/>
           <w:szCs w:val="22"/>
         </w:rPr>
-        <w:t xml:space="preserve">Written guidance / protocol referenced for this element (where required).</w:t>
+        <w:t xml:space="preserve">Mandated-indicator inclusion record.</w:t>
       </w:r>
     </w:p>
     <w:p>
@@ -3557,7 +3525,16 @@
           <w:sz w:val="22"/>
           <w:szCs w:val="22"/>
         </w:rPr>
-        <w:t xml:space="preserve">Audit sample notes for PSQ.3.b reviewed «quarterly».</w:t>
+        <w:t xml:space="preserve">Joint review record between the Quality Improvement Committee and the infection committee.</w:t>
+      </w:r>
+    </w:p>
+    <w:p>
+      <w:pPr>
+        <w:pStyle w:val="Heading2"/>
+        <w:spacing w:after="100" w:before="220"/>
+      </w:pPr>
+      <w:r>
+        <w:t xml:space="preserve">PSQ.3.c — The organisation identifies and monitors key indicators to oversee the managerial structures, processes and outcomes.</w:t>
       </w:r>
     </w:p>
     <w:p>
@@ -3574,16 +3551,7 @@
           <w:sz w:val="22"/>
           <w:szCs w:val="22"/>
         </w:rPr>
-        <w:t xml:space="preserve">CORE-element sample with no critical gaps in the quarter under review.</w:t>
-      </w:r>
-    </w:p>
-    <w:p>
-      <w:pPr>
-        <w:pStyle w:val="Heading2"/>
-        <w:spacing w:after="100" w:before="220"/>
-      </w:pPr>
-      <w:r>
-        <w:t xml:space="preserve">PSQ.3.c — The organisation identifies and monitors key indicators to oversee the managerial structures, processes and outcomes.</w:t>
+        <w:t xml:space="preserve">Current managerial-indicator set with numerator, denominator and multiplier defined.</w:t>
       </w:r>
     </w:p>
     <w:p>
@@ -3600,7 +3568,7 @@
           <w:sz w:val="22"/>
           <w:szCs w:val="22"/>
         </w:rPr>
-        <w:t xml:space="preserve">Records showing PSQ.3.c was followed for sampled cases.</w:t>
+        <w:t xml:space="preserve">Mandated-indicator inclusion record, including digital-health indicators where applicable.</w:t>
       </w:r>
     </w:p>
     <w:p>
@@ -3617,7 +3585,16 @@
           <w:sz w:val="22"/>
           <w:szCs w:val="22"/>
         </w:rPr>
-        <w:t xml:space="preserve">Written guidance / protocol referenced for this element (where required).</w:t>
+        <w:t xml:space="preserve">Results record shared with the relevant departmental leader.</w:t>
+      </w:r>
+    </w:p>
+    <w:p>
+      <w:pPr>
+        <w:pStyle w:val="Heading2"/>
+        <w:spacing w:after="100" w:before="220"/>
+      </w:pPr>
+      <w:r>
+        <w:t xml:space="preserve">PSQ.3.d — The organisation identifies and monitors key indicators to oversee patient safety activities.</w:t>
       </w:r>
     </w:p>
     <w:p>
@@ -3634,16 +3611,7 @@
           <w:sz w:val="22"/>
           <w:szCs w:val="22"/>
         </w:rPr>
-        <w:t xml:space="preserve">Audit sample notes for PSQ.3.c reviewed «quarterly».</w:t>
-      </w:r>
-    </w:p>
-    <w:p>
-      <w:pPr>
-        <w:pStyle w:val="Heading2"/>
-        <w:spacing w:after="100" w:before="220"/>
-      </w:pPr>
-      <w:r>
-        <w:t xml:space="preserve">PSQ.3.d — The organisation identifies and monitors key indicators to oversee patient safety activities.</w:t>
+        <w:t xml:space="preserve">Current patient-safety-indicator set (safety goals, risk management) with numerator, denominator and multiplier defined.</w:t>
       </w:r>
     </w:p>
     <w:p>
@@ -3660,7 +3628,7 @@
           <w:sz w:val="22"/>
           <w:szCs w:val="22"/>
         </w:rPr>
-        <w:t xml:space="preserve">Records showing PSQ.3.d was followed for sampled cases.</w:t>
+        <w:t xml:space="preserve">Mandated-indicator inclusion record.</w:t>
       </w:r>
     </w:p>
     <w:p>
@@ -3677,7 +3645,16 @@
           <w:sz w:val="22"/>
           <w:szCs w:val="22"/>
         </w:rPr>
-        <w:t xml:space="preserve">Written guidance / protocol referenced for this element (where required).</w:t>
+        <w:t xml:space="preserve">Quality Improvement Committee review record of results.</w:t>
+      </w:r>
+    </w:p>
+    <w:p>
+      <w:pPr>
+        <w:pStyle w:val="Heading2"/>
+        <w:spacing w:after="100" w:before="220"/>
+      </w:pPr>
+      <w:r>
+        <w:t xml:space="preserve">PSQ.3.e — Verification of data is done regularly by the quality team.</w:t>
       </w:r>
     </w:p>
     <w:p>
@@ -3694,7 +3671,7 @@
           <w:sz w:val="22"/>
           <w:szCs w:val="22"/>
         </w:rPr>
-        <w:t xml:space="preserve">Audit sample notes for PSQ.3.d reviewed «quarterly».</w:t>
+        <w:t xml:space="preserve">Monthly sample-check record of source data versus the reported figure.</w:t>
       </w:r>
     </w:p>
     <w:p>
@@ -3711,16 +3688,7 @@
           <w:sz w:val="22"/>
           <w:szCs w:val="22"/>
         </w:rPr>
-        <w:t xml:space="preserve">CORE-element sample with no critical gaps in the quarter under review.</w:t>
-      </w:r>
-    </w:p>
-    <w:p>
-      <w:pPr>
-        <w:pStyle w:val="Heading2"/>
-        <w:spacing w:after="100" w:before="220"/>
-      </w:pPr>
-      <w:r>
-        <w:t xml:space="preserve">PSQ.3.e — Verification of data is done regularly by the quality team.</w:t>
+        <w:t xml:space="preserve">Quarterly deeper-verification record of a rotating indicator subset.</w:t>
       </w:r>
     </w:p>
     <w:p>
@@ -3737,7 +3705,16 @@
           <w:sz w:val="22"/>
           <w:szCs w:val="22"/>
         </w:rPr>
-        <w:t xml:space="preserve">Records showing PSQ.3.e was followed for sampled cases.</w:t>
+        <w:t xml:space="preserve">Record confirming unverified data were not used on dashboards or management targets.</w:t>
+      </w:r>
+    </w:p>
+    <w:p>
+      <w:pPr>
+        <w:pStyle w:val="Heading2"/>
+        <w:spacing w:after="100" w:before="220"/>
+      </w:pPr>
+      <w:r>
+        <w:t xml:space="preserve">PSQ.3.f — There is a mechanism for analysis of data which results in identifying opportunities for improvement.</w:t>
       </w:r>
     </w:p>
     <w:p>
@@ -3754,7 +3731,7 @@
           <w:sz w:val="22"/>
           <w:szCs w:val="22"/>
         </w:rPr>
-        <w:t xml:space="preserve">Written guidance / protocol referenced for this element (where required).</w:t>
+        <w:t xml:space="preserve">Written analysis mechanism (trend, target, outlier or comparison as defined).</w:t>
       </w:r>
     </w:p>
     <w:p>
@@ -3771,16 +3748,7 @@
           <w:sz w:val="22"/>
           <w:szCs w:val="22"/>
         </w:rPr>
-        <w:t xml:space="preserve">Audit sample notes for PSQ.3.e reviewed «quarterly».</w:t>
-      </w:r>
-    </w:p>
-    <w:p>
-      <w:pPr>
-        <w:pStyle w:val="Heading2"/>
-        <w:spacing w:after="100" w:before="220"/>
-      </w:pPr>
-      <w:r>
-        <w:t xml:space="preserve">PSQ.3.f — There is a mechanism for analysis of data which results in identifying opportunities for improvement.</w:t>
+        <w:t xml:space="preserve">Quality Improvement Committee minutes recording the analysis.</w:t>
       </w:r>
     </w:p>
     <w:p>
@@ -3797,7 +3765,16 @@
           <w:sz w:val="22"/>
           <w:szCs w:val="22"/>
         </w:rPr>
-        <w:t xml:space="preserve">Records showing PSQ.3.f was followed for sampled cases.</w:t>
+        <w:t xml:space="preserve">Record of each identified opportunity, or a documented "no action needed" conclusion.</w:t>
+      </w:r>
+    </w:p>
+    <w:p>
+      <w:pPr>
+        <w:pStyle w:val="Heading2"/>
+        <w:spacing w:after="100" w:before="220"/>
+      </w:pPr>
+      <w:r>
+        <w:t xml:space="preserve">PSQ.3.g — The improvements are implemented and evaluated.</w:t>
       </w:r>
     </w:p>
     <w:p>
@@ -3814,7 +3791,7 @@
           <w:sz w:val="22"/>
           <w:szCs w:val="22"/>
         </w:rPr>
-        <w:t xml:space="preserve">Written guidance / protocol referenced for this element (where required).</w:t>
+        <w:t xml:space="preserve">Action-tracking log from indicator analysis through to closure.</w:t>
       </w:r>
     </w:p>
     <w:p>
@@ -3831,16 +3808,7 @@
           <w:sz w:val="22"/>
           <w:szCs w:val="22"/>
         </w:rPr>
-        <w:t xml:space="preserve">Audit sample notes for PSQ.3.f reviewed «quarterly».</w:t>
-      </w:r>
-    </w:p>
-    <w:p>
-      <w:pPr>
-        <w:pStyle w:val="Heading2"/>
-        <w:spacing w:after="100" w:before="220"/>
-      </w:pPr>
-      <w:r>
-        <w:t xml:space="preserve">PSQ.3.g — The improvements are implemented and evaluated.</w:t>
+        <w:t xml:space="preserve">Later evaluation record confirming the measure moved as intended.</w:t>
       </w:r>
     </w:p>
     <w:p>
@@ -3857,7 +3825,16 @@
           <w:sz w:val="22"/>
           <w:szCs w:val="22"/>
         </w:rPr>
-        <w:t xml:space="preserve">Records showing PSQ.3.g was followed for sampled cases.</w:t>
+        <w:t xml:space="preserve">Quality Coordinator's tracking file.</w:t>
+      </w:r>
+    </w:p>
+    <w:p>
+      <w:pPr>
+        <w:pStyle w:val="Heading2"/>
+        <w:spacing w:after="100" w:before="220"/>
+      </w:pPr>
+      <w:r>
+        <w:t xml:space="preserve">PSQ.3.h — Feedback about care and service is communicated to staff.</w:t>
       </w:r>
     </w:p>
     <w:p>
@@ -3874,7 +3851,7 @@
           <w:sz w:val="22"/>
           <w:szCs w:val="22"/>
         </w:rPr>
-        <w:t xml:space="preserve">Written guidance / protocol referenced for this element (where required).</w:t>
+        <w:t xml:space="preserve">Sample of shared feedback materials (dashboard, huddle notes, meeting minutes) with dates.</w:t>
       </w:r>
     </w:p>
     <w:p>
@@ -3891,16 +3868,7 @@
           <w:sz w:val="22"/>
           <w:szCs w:val="22"/>
         </w:rPr>
-        <w:t xml:space="preserve">Audit sample notes for PSQ.3.g reviewed «quarterly».</w:t>
-      </w:r>
-    </w:p>
-    <w:p>
-      <w:pPr>
-        <w:pStyle w:val="Heading2"/>
-        <w:spacing w:after="100" w:before="220"/>
-      </w:pPr>
-      <w:r>
-        <w:t xml:space="preserve">PSQ.3.h — Feedback about care and service is communicated to staff.</w:t>
+        <w:t xml:space="preserve">Record of the channel used — department meeting, huddle or dashboard.</w:t>
       </w:r>
     </w:p>
     <w:p>
@@ -3917,41 +3885,7 @@
           <w:sz w:val="22"/>
           <w:szCs w:val="22"/>
         </w:rPr>
-        <w:t xml:space="preserve">Records showing PSQ.3.h was followed for sampled cases.</w:t>
-      </w:r>
-    </w:p>
-    <w:p>
-      <w:pPr>
-        <w:pStyle w:val="ListParagraph"/>
-        <w:numPr>
-          <w:ilvl w:val="0"/>
-          <w:numId w:val="1"/>
-        </w:numPr>
-        <w:spacing w:after="60"/>
-      </w:pPr>
-      <w:r>
-        <w:rPr>
-          <w:sz w:val="22"/>
-          <w:szCs w:val="22"/>
-        </w:rPr>
-        <w:t xml:space="preserve">Written guidance / protocol referenced for this element (where required).</w:t>
-      </w:r>
-    </w:p>
-    <w:p>
-      <w:pPr>
-        <w:pStyle w:val="ListParagraph"/>
-        <w:numPr>
-          <w:ilvl w:val="0"/>
-          <w:numId w:val="1"/>
-        </w:numPr>
-        <w:spacing w:after="60"/>
-      </w:pPr>
-      <w:r>
-        <w:rPr>
-          <w:sz w:val="22"/>
-          <w:szCs w:val="22"/>
-        </w:rPr>
-        <w:t xml:space="preserve">Audit sample notes for PSQ.3.h reviewed «quarterly».</w:t>
+        <w:t xml:space="preserve">Confirmation feedback reached staff level, not only committee minutes.</w:t>
       </w:r>
     </w:p>
     <w:p>

--- a/policies/build/masters_hco/HCO.PSQ.3_v2_master.docx
+++ b/policies/build/masters_hco/HCO.PSQ.3_v2_master.docx
@@ -692,7 +692,7 @@
           <w:sz w:val="22"/>
           <w:szCs w:val="22"/>
         </w:rPr>
-        <w:t xml:space="preserve">It covers objective elements PSQ.3.a–h (8 elements).</w:t>
+        <w:t xml:space="preserve">This policy covers all 8 requirements under this standard, listed in detail below.</w:t>
       </w:r>
     </w:p>
     <w:p>
@@ -716,7 +716,7 @@
           <w:sz w:val="22"/>
           <w:szCs w:val="22"/>
         </w:rPr>
-        <w:t xml:space="preserve">This policy owns PSQ.3. Related AAC, COP, MOM, PRE and IPC duties stay with those policies — cross-reference only. Other PSQ standards stay with their own policies.</w:t>
+        <w:t xml:space="preserve">This policy covers key indicators for continual improvement specifically. Related duties — like patient assessment, clinical care, medication management, patient rights, or infection control — are covered in the hospital's other policies, not repeated here. Other PSQ standards stay with their own policies.</w:t>
       </w:r>
     </w:p>
     <w:p>
@@ -761,19 +761,19 @@
           <w:sz w:val="22"/>
           <w:szCs w:val="22"/>
         </w:rPr>
-        <w:t xml:space="preserve">It covers 8 objective elements (PSQ.3.a, PSQ.3.b, PSQ.3.c, PSQ.3.d, PSQ.3.e, PSQ.3.f, PSQ.3.g, PSQ.3.h).</w:t>
-      </w:r>
-    </w:p>
-    <w:p>
-      <w:pPr>
-        <w:spacing w:after="140"/>
-      </w:pPr>
-      <w:r>
-        <w:rPr>
-          <w:sz w:val="22"/>
-          <w:szCs w:val="22"/>
-        </w:rPr>
-        <w:t xml:space="preserve">Boundaries: do not overwrite HCO AAC, COP, MOM, PRE or IPC policies. Spell out abbreviations on first use in training materials. OE counts/levels/asterisks stay with the official portal Standards PDF. Method notes come from the Guidebook Interpretation paragraphs (scanned PDF md5 2c4489ee98de4ae9b49cba168ea9f42a).</w:t>
+        <w:t xml:space="preserve">This policy covers all 8 requirements under this standard, listed in detail below.</w:t>
+      </w:r>
+    </w:p>
+    <w:p>
+      <w:pPr>
+        <w:spacing w:after="140"/>
+      </w:pPr>
+      <w:r>
+        <w:rPr>
+          <w:sz w:val="22"/>
+          <w:szCs w:val="22"/>
+        </w:rPr>
+        <w:t xml:space="preserve">This policy covers key indicators for continual improvement specifically. Related duties — like patient assessment, clinical care, medication management, patient rights, or infection control — are covered in the hospital's other policies, not repeated here. Spell out abbreviations on first use in training materials. OE counts/levels/asterisks stay with the official portal Standards PDF. Method notes come from the Guidebook Interpretation paragraphs (scanned PDF md5 2c4489ee98de4ae9b49cba168ea9f42a).</w:t>
       </w:r>
     </w:p>
     <w:p>
